--- a/KURSACH/ГЧ5 - Блок-схема алгоритма бронирования жилья.docx
+++ b/KURSACH/ГЧ5 - Блок-схема алгоритма бронирования жилья.docx
@@ -514,6 +514,7 @@
                               <w:p>
                                 <w:pPr>
                                   <w:pStyle w:val="aa"/>
+                                  <w:jc w:val="center"/>
                                   <w:rPr>
                                     <w:rFonts w:ascii="Times New Roman" w:hAnsi="Times New Roman"/>
                                     <w:i w:val="0"/>
@@ -530,6 +531,7 @@
                               <w:p>
                                 <w:pPr>
                                   <w:pStyle w:val="aa"/>
+                                  <w:jc w:val="center"/>
                                   <w:rPr>
                                     <w:rFonts w:ascii="Times New Roman" w:hAnsi="Times New Roman"/>
                                     <w:i w:val="0"/>
@@ -585,6 +587,7 @@
                               <w:p>
                                 <w:pPr>
                                   <w:pStyle w:val="aa"/>
+                                  <w:jc w:val="center"/>
                                   <w:rPr>
                                     <w:rFonts w:ascii="Times New Roman" w:hAnsi="Times New Roman"/>
                                     <w:i w:val="0"/>
@@ -603,6 +606,7 @@
                               <w:p>
                                 <w:pPr>
                                   <w:pStyle w:val="aa"/>
+                                  <w:jc w:val="center"/>
                                   <w:rPr>
                                     <w:rFonts w:ascii="Times New Roman" w:hAnsi="Times New Roman"/>
                                     <w:i w:val="0"/>
@@ -658,11 +662,13 @@
                               <w:p>
                                 <w:pPr>
                                   <w:pStyle w:val="aa"/>
+                                  <w:jc w:val="center"/>
                                   <w:rPr>
                                     <w:rFonts w:ascii="Times New Roman" w:hAnsi="Times New Roman"/>
                                     <w:i w:val="0"/>
                                   </w:rPr>
                                 </w:pPr>
+                                <w:bookmarkStart w:id="0" w:name="_GoBack"/>
                                 <w:r>
                                   <w:rPr>
                                     <w:rFonts w:ascii="Times New Roman" w:hAnsi="Times New Roman"/>
@@ -671,9 +677,11 @@
                                   <w:t>Дата</w:t>
                                 </w:r>
                               </w:p>
+                              <w:bookmarkEnd w:id="0"/>
                               <w:p>
                                 <w:pPr>
                                   <w:pStyle w:val="aa"/>
+                                  <w:jc w:val="center"/>
                                   <w:rPr>
                                     <w:rFonts w:ascii="Times New Roman" w:hAnsi="Times New Roman"/>
                                     <w:i w:val="0"/>
@@ -2201,6 +2209,7 @@
                         <w:p>
                           <w:pPr>
                             <w:pStyle w:val="aa"/>
+                            <w:jc w:val="center"/>
                             <w:rPr>
                               <w:rFonts w:ascii="Times New Roman" w:hAnsi="Times New Roman"/>
                               <w:i w:val="0"/>
@@ -2217,6 +2226,7 @@
                         <w:p>
                           <w:pPr>
                             <w:pStyle w:val="aa"/>
+                            <w:jc w:val="center"/>
                             <w:rPr>
                               <w:rFonts w:ascii="Times New Roman" w:hAnsi="Times New Roman"/>
                               <w:i w:val="0"/>
@@ -2233,6 +2243,7 @@
                         <w:p>
                           <w:pPr>
                             <w:pStyle w:val="aa"/>
+                            <w:jc w:val="center"/>
                             <w:rPr>
                               <w:rFonts w:ascii="Times New Roman" w:hAnsi="Times New Roman"/>
                               <w:i w:val="0"/>
@@ -2251,6 +2262,7 @@
                         <w:p>
                           <w:pPr>
                             <w:pStyle w:val="aa"/>
+                            <w:jc w:val="center"/>
                             <w:rPr>
                               <w:rFonts w:ascii="Times New Roman" w:hAnsi="Times New Roman"/>
                               <w:i w:val="0"/>
@@ -2267,11 +2279,13 @@
                         <w:p>
                           <w:pPr>
                             <w:pStyle w:val="aa"/>
+                            <w:jc w:val="center"/>
                             <w:rPr>
                               <w:rFonts w:ascii="Times New Roman" w:hAnsi="Times New Roman"/>
                               <w:i w:val="0"/>
                             </w:rPr>
                           </w:pPr>
+                          <w:bookmarkStart w:id="1" w:name="_GoBack"/>
                           <w:r>
                             <w:rPr>
                               <w:rFonts w:ascii="Times New Roman" w:hAnsi="Times New Roman"/>
@@ -2280,9 +2294,11 @@
                             <w:t>Дата</w:t>
                           </w:r>
                         </w:p>
+                        <w:bookmarkEnd w:id="1"/>
                         <w:p>
                           <w:pPr>
                             <w:pStyle w:val="aa"/>
+                            <w:jc w:val="center"/>
                             <w:rPr>
                               <w:rFonts w:ascii="Times New Roman" w:hAnsi="Times New Roman"/>
                               <w:i w:val="0"/>
@@ -3205,15 +3221,14 @@
           </mc:Fallback>
         </mc:AlternateContent>
       </w:r>
-      <w:bookmarkStart w:id="0" w:name="_GoBack"/>
       <w:r>
         <w:rPr>
           <w:noProof/>
         </w:rPr>
         <w:drawing>
-          <wp:inline distT="0" distB="0" distL="0" distR="0" wp14:anchorId="3B9AB9DE" wp14:editId="65B033CC">
-            <wp:extent cx="4968825" cy="8001861"/>
-            <wp:effectExtent l="0" t="0" r="3810" b="0"/>
+          <wp:inline distT="0" distB="0" distL="0" distR="0" wp14:anchorId="4730E28D" wp14:editId="2F6C2FA1">
+            <wp:extent cx="4582547" cy="7867529"/>
+            <wp:effectExtent l="0" t="0" r="8890" b="635"/>
             <wp:docPr id="4" name="Рисунок 4"/>
             <wp:cNvGraphicFramePr>
               <a:graphicFrameLocks xmlns:a="http://schemas.openxmlformats.org/drawingml/2006/main" noChangeAspect="1"/>
@@ -3240,7 +3255,7 @@
                   <pic:spPr>
                     <a:xfrm>
                       <a:off x="0" y="0"/>
-                      <a:ext cx="5009628" cy="8067570"/>
+                      <a:ext cx="4609419" cy="7913665"/>
                     </a:xfrm>
                     <a:prstGeom prst="rect">
                       <a:avLst/>
@@ -3252,7 +3267,6 @@
           </wp:inline>
         </w:drawing>
       </w:r>
-      <w:bookmarkEnd w:id="0"/>
     </w:p>
     <w:p>
       <w:pPr>

--- a/KURSACH/ГЧ5 - Блок-схема алгоритма бронирования жилья.docx
+++ b/KURSACH/ГЧ5 - Блок-схема алгоритма бронирования жилья.docx
@@ -668,7 +668,6 @@
                                     <w:i w:val="0"/>
                                   </w:rPr>
                                 </w:pPr>
-                                <w:bookmarkStart w:id="0" w:name="_GoBack"/>
                                 <w:r>
                                   <w:rPr>
                                     <w:rFonts w:ascii="Times New Roman" w:hAnsi="Times New Roman"/>
@@ -677,7 +676,6 @@
                                   <w:t>Дата</w:t>
                                 </w:r>
                               </w:p>
-                              <w:bookmarkEnd w:id="0"/>
                               <w:p>
                                 <w:pPr>
                                   <w:pStyle w:val="aa"/>
@@ -2285,7 +2283,6 @@
                               <w:i w:val="0"/>
                             </w:rPr>
                           </w:pPr>
-                          <w:bookmarkStart w:id="1" w:name="_GoBack"/>
                           <w:r>
                             <w:rPr>
                               <w:rFonts w:ascii="Times New Roman" w:hAnsi="Times New Roman"/>
@@ -2294,7 +2291,6 @@
                             <w:t>Дата</w:t>
                           </w:r>
                         </w:p>
-                        <w:bookmarkEnd w:id="1"/>
                         <w:p>
                           <w:pPr>
                             <w:pStyle w:val="aa"/>
@@ -3226,10 +3222,10 @@
           <w:noProof/>
         </w:rPr>
         <w:drawing>
-          <wp:inline distT="0" distB="0" distL="0" distR="0" wp14:anchorId="4730E28D" wp14:editId="2F6C2FA1">
-            <wp:extent cx="4582547" cy="7867529"/>
-            <wp:effectExtent l="0" t="0" r="8890" b="635"/>
-            <wp:docPr id="4" name="Рисунок 4"/>
+          <wp:inline distT="0" distB="0" distL="0" distR="0" wp14:anchorId="5A89B066" wp14:editId="6FD21E30">
+            <wp:extent cx="4137595" cy="7880350"/>
+            <wp:effectExtent l="0" t="0" r="0" b="6350"/>
+            <wp:docPr id="5" name="Рисунок 5"/>
             <wp:cNvGraphicFramePr>
               <a:graphicFrameLocks xmlns:a="http://schemas.openxmlformats.org/drawingml/2006/main" noChangeAspect="1"/>
             </wp:cNvGraphicFramePr>
@@ -3255,7 +3251,7 @@
                   <pic:spPr>
                     <a:xfrm>
                       <a:off x="0" y="0"/>
-                      <a:ext cx="4609419" cy="7913665"/>
+                      <a:ext cx="4156617" cy="7916578"/>
                     </a:xfrm>
                     <a:prstGeom prst="rect">
                       <a:avLst/>
@@ -3267,6 +3263,8 @@
           </wp:inline>
         </w:drawing>
       </w:r>
+      <w:bookmarkStart w:id="0" w:name="_GoBack"/>
+      <w:bookmarkEnd w:id="0"/>
     </w:p>
     <w:p>
       <w:pPr>
